--- a/Docs/Politica De Respaldo/Politica de Backup - Com5600-G01.docx
+++ b/Docs/Politica De Respaldo/Politica de Backup - Com5600-G01.docx
@@ -430,7 +430,7 @@
           <w:iCs w:val="1"/>
           <w:rtl w:val="0"/>
         </w:rPr>
-        <w:t xml:space="preserve">establecer un RPO de 45 minutos</w:t>
+        <w:t xml:space="preserve">establecer un RPO de 40 minutos</w:t>
       </w:r>
       <w:r>
         <w:rPr>
@@ -489,7 +489,7 @@
           <w:iCs w:val="1"/>
           <w:rtl w:val="0"/>
         </w:rPr>
-        <w:t xml:space="preserve">un RTO de 45 minutos</w:t>
+        <w:t xml:space="preserve">un RTO de 40 minutos</w:t>
       </w:r>
       <w:r>
         <w:rPr>
